--- a/docs/墨刀导入/产品设计/09-风险与合规.docx
+++ b/docs/墨刀导入/产品设计/09-风险与合规.docx
@@ -99,7 +99,7 @@
       <w:r>
         <w:drawing>
           <wp:inline xmlns:a="http://schemas.openxmlformats.org/drawingml/2006/main" xmlns:pic="http://schemas.openxmlformats.org/drawingml/2006/picture">
-            <wp:extent cx="5577840" cy="241896"/>
+            <wp:extent cx="5577840" cy="199208"/>
             <wp:docPr id="1" name="Picture 1"/>
             <wp:cNvGraphicFramePr>
               <a:graphicFrameLocks noChangeAspect="1"/>
@@ -120,7 +120,7 @@
                   <pic:spPr>
                     <a:xfrm>
                       <a:off x="0" y="0"/>
-                      <a:ext cx="5577840" cy="241896"/>
+                      <a:ext cx="5577840" cy="199208"/>
                     </a:xfrm>
                     <a:prstGeom prst="rect"/>
                   </pic:spPr>
@@ -4244,7 +4244,1168 @@
         <w:rPr>
           <w:rFonts w:ascii="微软雅黑" w:hAnsi="微软雅黑" w:eastAsia="微软雅黑"/>
         </w:rPr>
-        <w:t>6 五类：项目风险</w:t>
+        <w:t>6 六类：培训考核</w:t>
+      </w:r>
+    </w:p>
+    <w:p>
+      <w:pPr>
+        <w:spacing w:after="80" w:line="300" w:lineRule="auto"/>
+      </w:pPr>
+      <w:r>
+        <w:t>培训考核的风险特点是：</w:t>
+      </w:r>
+      <w:r>
+        <w:rPr>
+          <w:b/>
+        </w:rPr>
+        <w:t>它不影响候选人，但影响在岗新人的评价与转正</w:t>
+      </w:r>
+      <w:r>
+        <w:t>，</w:t>
+      </w:r>
+    </w:p>
+    <w:p>
+      <w:pPr>
+        <w:spacing w:after="80" w:line="300" w:lineRule="auto"/>
+      </w:pPr>
+      <w:r>
+        <w:t>所以处理原则与招聘侧不同 —— 招聘侧宁可不做，培训侧要在</w:t>
+      </w:r>
+      <w:r>
+        <w:rPr>
+          <w:b/>
+        </w:rPr>
+        <w:t>公平与防作弊之间找平衡</w:t>
+      </w:r>
+      <w:r>
+        <w:t>。</w:t>
+      </w:r>
+    </w:p>
+    <w:p>
+      <w:pPr>
+        <w:pStyle w:val="Heading3"/>
+      </w:pPr>
+      <w:r>
+        <w:rPr>
+          <w:rFonts w:ascii="微软雅黑" w:hAnsi="微软雅黑" w:eastAsia="微软雅黑"/>
+        </w:rPr>
+        <w:t>6.1 新人作弊</w:t>
+      </w:r>
+    </w:p>
+    <w:tbl>
+      <w:tblPr>
+        <w:tblStyle w:val="LightGrid-Accent1"/>
+        <w:tblW w:type="auto" w:w="0"/>
+        <w:jc w:val="center"/>
+        <w:tblLook w:firstColumn="1" w:firstRow="1" w:lastColumn="0" w:lastRow="0" w:noHBand="0" w:noVBand="1" w:val="04A0"/>
+      </w:tblPr>
+      <w:tblGrid>
+        <w:gridCol w:w="5112"/>
+        <w:gridCol w:w="5112"/>
+      </w:tblGrid>
+      <w:tr>
+        <w:tc>
+          <w:tcPr>
+            <w:tcW w:type="dxa" w:w="5112"/>
+            <w:shd w:val="clear" w:fill="EDF2F7"/>
+          </w:tcPr>
+          <w:p>
+            <w:pPr>
+              <w:spacing w:after="20"/>
+            </w:pPr>
+            <w:r>
+              <w:rPr>
+                <w:b/>
+                <w:sz w:val="18"/>
+              </w:rPr>
+            </w:r>
+            <w:r>
+              <w:rPr>
+                <w:b/>
+                <w:sz w:val="18"/>
+              </w:rPr>
+              <w:t>项</w:t>
+            </w:r>
+          </w:p>
+        </w:tc>
+        <w:tc>
+          <w:tcPr>
+            <w:tcW w:type="dxa" w:w="5112"/>
+            <w:shd w:val="clear" w:fill="EDF2F7"/>
+          </w:tcPr>
+          <w:p>
+            <w:pPr>
+              <w:spacing w:after="20"/>
+            </w:pPr>
+            <w:r>
+              <w:rPr>
+                <w:b/>
+                <w:sz w:val="18"/>
+              </w:rPr>
+            </w:r>
+            <w:r>
+              <w:rPr>
+                <w:b/>
+                <w:sz w:val="18"/>
+              </w:rPr>
+              <w:t>内容</w:t>
+            </w:r>
+          </w:p>
+        </w:tc>
+      </w:tr>
+      <w:tr>
+        <w:tc>
+          <w:tcPr>
+            <w:tcW w:type="dxa" w:w="5112"/>
+          </w:tcPr>
+          <w:p>
+            <w:pPr>
+              <w:spacing w:after="20"/>
+            </w:pPr>
+            <w:r>
+              <w:rPr>
+                <w:sz w:val="18"/>
+              </w:rPr>
+            </w:r>
+            <w:r>
+              <w:rPr>
+                <w:b/>
+                <w:sz w:val="18"/>
+              </w:rPr>
+              <w:t>风险</w:t>
+            </w:r>
+          </w:p>
+        </w:tc>
+        <w:tc>
+          <w:tcPr>
+            <w:tcW w:type="dxa" w:w="5112"/>
+          </w:tcPr>
+          <w:p>
+            <w:pPr>
+              <w:spacing w:after="20"/>
+            </w:pPr>
+            <w:r>
+              <w:rPr>
+                <w:sz w:val="18"/>
+              </w:rPr>
+            </w:r>
+            <w:r>
+              <w:rPr>
+                <w:sz w:val="18"/>
+              </w:rPr>
+              <w:t>新人在考核中查资料、代考、切屏搜答案</w:t>
+            </w:r>
+          </w:p>
+        </w:tc>
+      </w:tr>
+      <w:tr>
+        <w:tc>
+          <w:tcPr>
+            <w:tcW w:type="dxa" w:w="5112"/>
+          </w:tcPr>
+          <w:p>
+            <w:pPr>
+              <w:spacing w:after="20"/>
+            </w:pPr>
+            <w:r>
+              <w:rPr>
+                <w:sz w:val="18"/>
+              </w:rPr>
+            </w:r>
+            <w:r>
+              <w:rPr>
+                <w:b/>
+                <w:sz w:val="18"/>
+              </w:rPr>
+              <w:t>为什么特殊</w:t>
+            </w:r>
+          </w:p>
+        </w:tc>
+        <w:tc>
+          <w:tcPr>
+            <w:tcW w:type="dxa" w:w="5112"/>
+          </w:tcPr>
+          <w:p>
+            <w:pPr>
+              <w:spacing w:after="20"/>
+            </w:pPr>
+            <w:r>
+              <w:rPr>
+                <w:sz w:val="18"/>
+              </w:rPr>
+            </w:r>
+            <w:r>
+              <w:rPr>
+                <w:sz w:val="18"/>
+              </w:rPr>
+              <w:t>浏览器事件</w:t>
+            </w:r>
+            <w:r>
+              <w:rPr>
+                <w:b/>
+                <w:sz w:val="18"/>
+              </w:rPr>
+              <w:t>技术上防不住有心作弊的人</w:t>
+            </w:r>
+            <w:r>
+              <w:rPr>
+                <w:sz w:val="18"/>
+              </w:rPr>
+              <w:t>，而且会大量误伤无辜场景</w:t>
+            </w:r>
+          </w:p>
+        </w:tc>
+      </w:tr>
+      <w:tr>
+        <w:tc>
+          <w:tcPr>
+            <w:tcW w:type="dxa" w:w="5112"/>
+          </w:tcPr>
+          <w:p>
+            <w:pPr>
+              <w:spacing w:after="20"/>
+            </w:pPr>
+            <w:r>
+              <w:rPr>
+                <w:sz w:val="18"/>
+              </w:rPr>
+            </w:r>
+            <w:r>
+              <w:rPr>
+                <w:b/>
+                <w:sz w:val="18"/>
+              </w:rPr>
+              <w:t>措施</w:t>
+            </w:r>
+          </w:p>
+        </w:tc>
+        <w:tc>
+          <w:tcPr>
+            <w:tcW w:type="dxa" w:w="5112"/>
+          </w:tcPr>
+          <w:p>
+            <w:pPr>
+              <w:spacing w:after="20"/>
+            </w:pPr>
+            <w:r>
+              <w:rPr>
+                <w:sz w:val="18"/>
+              </w:rPr>
+            </w:r>
+            <w:r>
+              <w:rPr>
+                <w:sz w:val="18"/>
+              </w:rPr>
+              <w:t>三层设计，</w:t>
+            </w:r>
+            <w:r>
+              <w:rPr>
+                <w:b/>
+                <w:sz w:val="18"/>
+              </w:rPr>
+              <w:t>明确只有第一层是真实防线</w:t>
+            </w:r>
+            <w:r>
+              <w:rPr>
+                <w:sz w:val="18"/>
+              </w:rPr>
+              <w:t xml:space="preserve">：&lt;br&gt;① </w:t>
+            </w:r>
+            <w:r>
+              <w:rPr>
+                <w:b/>
+                <w:sz w:val="18"/>
+              </w:rPr>
+              <w:t>服务端强制（不可绕过）</w:t>
+            </w:r>
+            <w:r>
+              <w:rPr>
+                <w:sz w:val="18"/>
+              </w:rPr>
+              <w:t xml:space="preserve">：答案不下发、开考即冻结试卷、服务端计时、每人随机组卷 + 选项乱序、限次与幂等交卷&lt;br&gt;② </w:t>
+            </w:r>
+            <w:r>
+              <w:rPr>
+                <w:b/>
+                <w:sz w:val="18"/>
+              </w:rPr>
+              <w:t>客户端信号（可绕过）</w:t>
+            </w:r>
+            <w:r>
+              <w:rPr>
+                <w:sz w:val="18"/>
+              </w:rPr>
+              <w:t xml:space="preserve">：切屏、粘贴、开发者工具、异常缩放 —— </w:t>
+            </w:r>
+            <w:r>
+              <w:rPr>
+                <w:b/>
+                <w:sz w:val="18"/>
+              </w:rPr>
+              <w:t>仅作线索</w:t>
+            </w:r>
+            <w:r>
+              <w:rPr>
+                <w:sz w:val="18"/>
+              </w:rPr>
+              <w:t xml:space="preserve">&lt;br&gt;③ </w:t>
+            </w:r>
+            <w:r>
+              <w:rPr>
+                <w:b/>
+                <w:sz w:val="18"/>
+              </w:rPr>
+              <w:t>人工复核（最终判断）</w:t>
+            </w:r>
+            <w:r>
+              <w:rPr>
+                <w:sz w:val="18"/>
+              </w:rPr>
+              <w:t>：带教人看信号明细后决定</w:t>
+            </w:r>
+          </w:p>
+        </w:tc>
+      </w:tr>
+      <w:tr>
+        <w:tc>
+          <w:tcPr>
+            <w:tcW w:type="dxa" w:w="5112"/>
+          </w:tcPr>
+          <w:p>
+            <w:pPr>
+              <w:spacing w:after="20"/>
+            </w:pPr>
+            <w:r>
+              <w:rPr>
+                <w:sz w:val="18"/>
+              </w:rPr>
+            </w:r>
+            <w:r>
+              <w:rPr>
+                <w:b/>
+                <w:sz w:val="18"/>
+              </w:rPr>
+              <w:t>关键约束</w:t>
+            </w:r>
+          </w:p>
+        </w:tc>
+        <w:tc>
+          <w:tcPr>
+            <w:tcW w:type="dxa" w:w="5112"/>
+          </w:tcPr>
+          <w:p>
+            <w:pPr>
+              <w:spacing w:after="20"/>
+            </w:pPr>
+            <w:r>
+              <w:rPr>
+                <w:sz w:val="18"/>
+              </w:rPr>
+            </w:r>
+            <w:r>
+              <w:rPr>
+                <w:b/>
+                <w:sz w:val="18"/>
+              </w:rPr>
+              <w:t>第二层不得自动判失败</w:t>
+            </w:r>
+          </w:p>
+        </w:tc>
+      </w:tr>
+    </w:tbl>
+    <w:p>
+      <w:pPr>
+        <w:spacing w:after="60"/>
+      </w:pPr>
+    </w:p>
+    <w:p>
+      <w:pPr>
+        <w:spacing w:after="80" w:line="300" w:lineRule="auto"/>
+      </w:pPr>
+      <w:r>
+        <w:rPr>
+          <w:b/>
+        </w:rPr>
+        <w:t>为什么第二层不能自动判失败</w:t>
+      </w:r>
+      <w:r>
+        <w:t>：接电话切出去、输入法弹窗、笔记本合盖、</w:t>
+      </w:r>
+    </w:p>
+    <w:p>
+      <w:pPr>
+        <w:spacing w:after="80" w:line="300" w:lineRule="auto"/>
+      </w:pPr>
+      <w:r>
+        <w:t>网课页面同时开着 —— 这些正常行为都会触发信号。若据此自动判失败，</w:t>
+      </w:r>
+    </w:p>
+    <w:p>
+      <w:pPr>
+        <w:spacing w:after="80" w:line="300" w:lineRule="auto"/>
+      </w:pPr>
+      <w:r>
+        <w:t>会直接违背需求分析的洞察二：</w:t>
+      </w:r>
+      <w:r>
+        <w:rPr>
+          <w:b/>
+        </w:rPr>
+        <w:t>误杀的代价远高于漏放</w:t>
+      </w:r>
+      <w:r>
+        <w:t>。考核场景同理。</w:t>
+      </w:r>
+    </w:p>
+    <w:p>
+      <w:pPr>
+        <w:pStyle w:val="Heading3"/>
+      </w:pPr>
+      <w:r>
+        <w:rPr>
+          <w:rFonts w:ascii="微软雅黑" w:hAnsi="微软雅黑" w:eastAsia="微软雅黑"/>
+        </w:rPr>
+        <w:t>6.2 考核与岗位脱节</w:t>
+      </w:r>
+    </w:p>
+    <w:tbl>
+      <w:tblPr>
+        <w:tblStyle w:val="LightGrid-Accent1"/>
+        <w:tblW w:type="auto" w:w="0"/>
+        <w:jc w:val="center"/>
+        <w:tblLook w:firstColumn="1" w:firstRow="1" w:lastColumn="0" w:lastRow="0" w:noHBand="0" w:noVBand="1" w:val="04A0"/>
+      </w:tblPr>
+      <w:tblGrid>
+        <w:gridCol w:w="5112"/>
+        <w:gridCol w:w="5112"/>
+      </w:tblGrid>
+      <w:tr>
+        <w:tc>
+          <w:tcPr>
+            <w:tcW w:type="dxa" w:w="5112"/>
+            <w:shd w:val="clear" w:fill="EDF2F7"/>
+          </w:tcPr>
+          <w:p>
+            <w:pPr>
+              <w:spacing w:after="20"/>
+            </w:pPr>
+            <w:r>
+              <w:rPr>
+                <w:b/>
+                <w:sz w:val="18"/>
+              </w:rPr>
+            </w:r>
+            <w:r>
+              <w:rPr>
+                <w:b/>
+                <w:sz w:val="18"/>
+              </w:rPr>
+              <w:t>项</w:t>
+            </w:r>
+          </w:p>
+        </w:tc>
+        <w:tc>
+          <w:tcPr>
+            <w:tcW w:type="dxa" w:w="5112"/>
+            <w:shd w:val="clear" w:fill="EDF2F7"/>
+          </w:tcPr>
+          <w:p>
+            <w:pPr>
+              <w:spacing w:after="20"/>
+            </w:pPr>
+            <w:r>
+              <w:rPr>
+                <w:b/>
+                <w:sz w:val="18"/>
+              </w:rPr>
+            </w:r>
+            <w:r>
+              <w:rPr>
+                <w:b/>
+                <w:sz w:val="18"/>
+              </w:rPr>
+              <w:t>内容</w:t>
+            </w:r>
+          </w:p>
+        </w:tc>
+      </w:tr>
+      <w:tr>
+        <w:tc>
+          <w:tcPr>
+            <w:tcW w:type="dxa" w:w="5112"/>
+          </w:tcPr>
+          <w:p>
+            <w:pPr>
+              <w:spacing w:after="20"/>
+            </w:pPr>
+            <w:r>
+              <w:rPr>
+                <w:sz w:val="18"/>
+              </w:rPr>
+            </w:r>
+            <w:r>
+              <w:rPr>
+                <w:sz w:val="18"/>
+              </w:rPr>
+              <w:t>风险</w:t>
+            </w:r>
+          </w:p>
+        </w:tc>
+        <w:tc>
+          <w:tcPr>
+            <w:tcW w:type="dxa" w:w="5112"/>
+          </w:tcPr>
+          <w:p>
+            <w:pPr>
+              <w:spacing w:after="20"/>
+            </w:pPr>
+            <w:r>
+              <w:rPr>
+                <w:sz w:val="18"/>
+              </w:rPr>
+            </w:r>
+            <w:r>
+              <w:rPr>
+                <w:sz w:val="18"/>
+              </w:rPr>
+              <w:t>题库考的是「记住了多少文档」，而不是「能不能上手干活」</w:t>
+            </w:r>
+          </w:p>
+        </w:tc>
+      </w:tr>
+      <w:tr>
+        <w:tc>
+          <w:tcPr>
+            <w:tcW w:type="dxa" w:w="5112"/>
+          </w:tcPr>
+          <w:p>
+            <w:pPr>
+              <w:spacing w:after="20"/>
+            </w:pPr>
+            <w:r>
+              <w:rPr>
+                <w:sz w:val="18"/>
+              </w:rPr>
+            </w:r>
+            <w:r>
+              <w:rPr>
+                <w:sz w:val="18"/>
+              </w:rPr>
+              <w:t>后果</w:t>
+            </w:r>
+          </w:p>
+        </w:tc>
+        <w:tc>
+          <w:tcPr>
+            <w:tcW w:type="dxa" w:w="5112"/>
+          </w:tcPr>
+          <w:p>
+            <w:pPr>
+              <w:spacing w:after="20"/>
+            </w:pPr>
+            <w:r>
+              <w:rPr>
+                <w:sz w:val="18"/>
+              </w:rPr>
+            </w:r>
+            <w:r>
+              <w:rPr>
+                <w:sz w:val="18"/>
+              </w:rPr>
+              <w:t>考核成绩与试用期表现不相关 → 没人当真 → 数据回流失去意义</w:t>
+            </w:r>
+          </w:p>
+        </w:tc>
+      </w:tr>
+      <w:tr>
+        <w:tc>
+          <w:tcPr>
+            <w:tcW w:type="dxa" w:w="5112"/>
+          </w:tcPr>
+          <w:p>
+            <w:pPr>
+              <w:spacing w:after="20"/>
+            </w:pPr>
+            <w:r>
+              <w:rPr>
+                <w:sz w:val="18"/>
+              </w:rPr>
+            </w:r>
+            <w:r>
+              <w:rPr>
+                <w:sz w:val="18"/>
+              </w:rPr>
+              <w:t>措施</w:t>
+            </w:r>
+          </w:p>
+        </w:tc>
+        <w:tc>
+          <w:tcPr>
+            <w:tcW w:type="dxa" w:w="5112"/>
+          </w:tcPr>
+          <w:p>
+            <w:pPr>
+              <w:spacing w:after="20"/>
+            </w:pPr>
+            <w:r>
+              <w:rPr>
+                <w:sz w:val="18"/>
+              </w:rPr>
+            </w:r>
+            <w:r>
+              <w:rPr>
+                <w:sz w:val="18"/>
+              </w:rPr>
+              <w:t>出题</w:t>
+            </w:r>
+            <w:r>
+              <w:rPr>
+                <w:b/>
+                <w:sz w:val="18"/>
+              </w:rPr>
+              <w:t>锚定到岗位能力项</w:t>
+            </w:r>
+            <w:r>
+              <w:rPr>
+                <w:sz w:val="18"/>
+              </w:rPr>
+              <w:t>（与筛选、面试共用同一套能力模型）；每题标注考察的能力项与出处</w:t>
+            </w:r>
+          </w:p>
+        </w:tc>
+      </w:tr>
+      <w:tr>
+        <w:tc>
+          <w:tcPr>
+            <w:tcW w:type="dxa" w:w="5112"/>
+          </w:tcPr>
+          <w:p>
+            <w:pPr>
+              <w:spacing w:after="20"/>
+            </w:pPr>
+            <w:r>
+              <w:rPr>
+                <w:sz w:val="18"/>
+              </w:rPr>
+            </w:r>
+            <w:r>
+              <w:rPr>
+                <w:sz w:val="18"/>
+              </w:rPr>
+              <w:t>验证</w:t>
+            </w:r>
+          </w:p>
+        </w:tc>
+        <w:tc>
+          <w:tcPr>
+            <w:tcW w:type="dxa" w:w="5112"/>
+          </w:tcPr>
+          <w:p>
+            <w:pPr>
+              <w:spacing w:after="20"/>
+            </w:pPr>
+            <w:r>
+              <w:rPr>
+                <w:sz w:val="18"/>
+              </w:rPr>
+            </w:r>
+            <w:r>
+              <w:rPr>
+                <w:sz w:val="18"/>
+              </w:rPr>
+              <w:t>用「考核成绩与试用期表现的相关性」检验，这也是该模块存在的理由</w:t>
+            </w:r>
+          </w:p>
+        </w:tc>
+      </w:tr>
+    </w:tbl>
+    <w:p>
+      <w:pPr>
+        <w:spacing w:after="60"/>
+      </w:pPr>
+    </w:p>
+    <w:p>
+      <w:pPr>
+        <w:pStyle w:val="Heading3"/>
+      </w:pPr>
+      <w:r>
+        <w:rPr>
+          <w:rFonts w:ascii="微软雅黑" w:hAnsi="微软雅黑" w:eastAsia="微软雅黑"/>
+        </w:rPr>
+        <w:t>6.3 作废的误伤</w:t>
+      </w:r>
+    </w:p>
+    <w:tbl>
+      <w:tblPr>
+        <w:tblStyle w:val="LightGrid-Accent1"/>
+        <w:tblW w:type="auto" w:w="0"/>
+        <w:jc w:val="center"/>
+        <w:tblLook w:firstColumn="1" w:firstRow="1" w:lastColumn="0" w:lastRow="0" w:noHBand="0" w:noVBand="1" w:val="04A0"/>
+      </w:tblPr>
+      <w:tblGrid>
+        <w:gridCol w:w="5112"/>
+        <w:gridCol w:w="5112"/>
+      </w:tblGrid>
+      <w:tr>
+        <w:tc>
+          <w:tcPr>
+            <w:tcW w:type="dxa" w:w="5112"/>
+            <w:shd w:val="clear" w:fill="EDF2F7"/>
+          </w:tcPr>
+          <w:p>
+            <w:pPr>
+              <w:spacing w:after="20"/>
+            </w:pPr>
+            <w:r>
+              <w:rPr>
+                <w:b/>
+                <w:sz w:val="18"/>
+              </w:rPr>
+            </w:r>
+            <w:r>
+              <w:rPr>
+                <w:b/>
+                <w:sz w:val="18"/>
+              </w:rPr>
+              <w:t>项</w:t>
+            </w:r>
+          </w:p>
+        </w:tc>
+        <w:tc>
+          <w:tcPr>
+            <w:tcW w:type="dxa" w:w="5112"/>
+            <w:shd w:val="clear" w:fill="EDF2F7"/>
+          </w:tcPr>
+          <w:p>
+            <w:pPr>
+              <w:spacing w:after="20"/>
+            </w:pPr>
+            <w:r>
+              <w:rPr>
+                <w:b/>
+                <w:sz w:val="18"/>
+              </w:rPr>
+            </w:r>
+            <w:r>
+              <w:rPr>
+                <w:b/>
+                <w:sz w:val="18"/>
+              </w:rPr>
+              <w:t>内容</w:t>
+            </w:r>
+          </w:p>
+        </w:tc>
+      </w:tr>
+      <w:tr>
+        <w:tc>
+          <w:tcPr>
+            <w:tcW w:type="dxa" w:w="5112"/>
+          </w:tcPr>
+          <w:p>
+            <w:pPr>
+              <w:spacing w:after="20"/>
+            </w:pPr>
+            <w:r>
+              <w:rPr>
+                <w:sz w:val="18"/>
+              </w:rPr>
+            </w:r>
+            <w:r>
+              <w:rPr>
+                <w:sz w:val="18"/>
+              </w:rPr>
+              <w:t>风险</w:t>
+            </w:r>
+          </w:p>
+        </w:tc>
+        <w:tc>
+          <w:tcPr>
+            <w:tcW w:type="dxa" w:w="5112"/>
+          </w:tcPr>
+          <w:p>
+            <w:pPr>
+              <w:spacing w:after="20"/>
+            </w:pPr>
+            <w:r>
+              <w:rPr>
+                <w:sz w:val="18"/>
+              </w:rPr>
+            </w:r>
+            <w:r>
+              <w:rPr>
+                <w:sz w:val="18"/>
+              </w:rPr>
+              <w:t>带教人依据风险分作废成绩，可能误伤正常作答的新人</w:t>
+            </w:r>
+          </w:p>
+        </w:tc>
+      </w:tr>
+      <w:tr>
+        <w:tc>
+          <w:tcPr>
+            <w:tcW w:type="dxa" w:w="5112"/>
+          </w:tcPr>
+          <w:p>
+            <w:pPr>
+              <w:spacing w:after="20"/>
+            </w:pPr>
+            <w:r>
+              <w:rPr>
+                <w:sz w:val="18"/>
+              </w:rPr>
+            </w:r>
+            <w:r>
+              <w:rPr>
+                <w:sz w:val="18"/>
+              </w:rPr>
+              <w:t>措施</w:t>
+            </w:r>
+          </w:p>
+        </w:tc>
+        <w:tc>
+          <w:tcPr>
+            <w:tcW w:type="dxa" w:w="5112"/>
+          </w:tcPr>
+          <w:p>
+            <w:pPr>
+              <w:spacing w:after="20"/>
+            </w:pPr>
+            <w:r>
+              <w:rPr>
+                <w:sz w:val="18"/>
+              </w:rPr>
+            </w:r>
+            <w:r>
+              <w:rPr>
+                <w:sz w:val="18"/>
+              </w:rPr>
+              <w:t xml:space="preserve">① </w:t>
+            </w:r>
+            <w:r>
+              <w:rPr>
+                <w:b/>
+                <w:sz w:val="18"/>
+              </w:rPr>
+              <w:t>风险分只用于排序，不自动判失败</w:t>
+            </w:r>
+            <w:r>
+              <w:rPr>
+                <w:sz w:val="18"/>
+              </w:rPr>
+              <w:t xml:space="preserve">；② 作废须带教人明确操作；③ </w:t>
+            </w:r>
+            <w:r>
+              <w:rPr>
+                <w:b/>
+                <w:sz w:val="18"/>
+              </w:rPr>
+              <w:t>作废时返还考试机会</w:t>
+            </w:r>
+          </w:p>
+        </w:tc>
+      </w:tr>
+      <w:tr>
+        <w:tc>
+          <w:tcPr>
+            <w:tcW w:type="dxa" w:w="5112"/>
+          </w:tcPr>
+          <w:p>
+            <w:pPr>
+              <w:spacing w:after="20"/>
+            </w:pPr>
+            <w:r>
+              <w:rPr>
+                <w:sz w:val="18"/>
+              </w:rPr>
+            </w:r>
+            <w:r>
+              <w:rPr>
+                <w:sz w:val="18"/>
+              </w:rPr>
+              <w:t>原则</w:t>
+            </w:r>
+          </w:p>
+        </w:tc>
+        <w:tc>
+          <w:tcPr>
+            <w:tcW w:type="dxa" w:w="5112"/>
+          </w:tcPr>
+          <w:p>
+            <w:pPr>
+              <w:spacing w:after="20"/>
+            </w:pPr>
+            <w:r>
+              <w:rPr>
+                <w:sz w:val="18"/>
+              </w:rPr>
+            </w:r>
+            <w:r>
+              <w:rPr>
+                <w:sz w:val="18"/>
+              </w:rPr>
+              <w:t>与招聘侧一致：把判断权留给人，且给出可挽回的路径</w:t>
+            </w:r>
+          </w:p>
+        </w:tc>
+      </w:tr>
+    </w:tbl>
+    <w:p>
+      <w:pPr>
+        <w:spacing w:after="60"/>
+      </w:pPr>
+    </w:p>
+    <w:p>
+      <w:pPr>
+        <w:pStyle w:val="Heading3"/>
+      </w:pPr>
+      <w:r>
+        <w:rPr>
+          <w:rFonts w:ascii="微软雅黑" w:hAnsi="微软雅黑" w:eastAsia="微软雅黑"/>
+        </w:rPr>
+        <w:t>6.4 培训材料的内容风险</w:t>
+      </w:r>
+    </w:p>
+    <w:tbl>
+      <w:tblPr>
+        <w:tblStyle w:val="LightGrid-Accent1"/>
+        <w:tblW w:type="auto" w:w="0"/>
+        <w:jc w:val="center"/>
+        <w:tblLook w:firstColumn="1" w:firstRow="1" w:lastColumn="0" w:lastRow="0" w:noHBand="0" w:noVBand="1" w:val="04A0"/>
+      </w:tblPr>
+      <w:tblGrid>
+        <w:gridCol w:w="5112"/>
+        <w:gridCol w:w="5112"/>
+      </w:tblGrid>
+      <w:tr>
+        <w:tc>
+          <w:tcPr>
+            <w:tcW w:type="dxa" w:w="5112"/>
+            <w:shd w:val="clear" w:fill="EDF2F7"/>
+          </w:tcPr>
+          <w:p>
+            <w:pPr>
+              <w:spacing w:after="20"/>
+            </w:pPr>
+            <w:r>
+              <w:rPr>
+                <w:b/>
+                <w:sz w:val="18"/>
+              </w:rPr>
+            </w:r>
+            <w:r>
+              <w:rPr>
+                <w:b/>
+                <w:sz w:val="18"/>
+              </w:rPr>
+              <w:t>项</w:t>
+            </w:r>
+          </w:p>
+        </w:tc>
+        <w:tc>
+          <w:tcPr>
+            <w:tcW w:type="dxa" w:w="5112"/>
+            <w:shd w:val="clear" w:fill="EDF2F7"/>
+          </w:tcPr>
+          <w:p>
+            <w:pPr>
+              <w:spacing w:after="20"/>
+            </w:pPr>
+            <w:r>
+              <w:rPr>
+                <w:b/>
+                <w:sz w:val="18"/>
+              </w:rPr>
+            </w:r>
+            <w:r>
+              <w:rPr>
+                <w:b/>
+                <w:sz w:val="18"/>
+              </w:rPr>
+              <w:t>内容</w:t>
+            </w:r>
+          </w:p>
+        </w:tc>
+      </w:tr>
+      <w:tr>
+        <w:tc>
+          <w:tcPr>
+            <w:tcW w:type="dxa" w:w="5112"/>
+          </w:tcPr>
+          <w:p>
+            <w:pPr>
+              <w:spacing w:after="20"/>
+            </w:pPr>
+            <w:r>
+              <w:rPr>
+                <w:sz w:val="18"/>
+              </w:rPr>
+            </w:r>
+            <w:r>
+              <w:rPr>
+                <w:sz w:val="18"/>
+              </w:rPr>
+              <w:t>风险</w:t>
+            </w:r>
+          </w:p>
+        </w:tc>
+        <w:tc>
+          <w:tcPr>
+            <w:tcW w:type="dxa" w:w="5112"/>
+          </w:tcPr>
+          <w:p>
+            <w:pPr>
+              <w:spacing w:after="20"/>
+            </w:pPr>
+            <w:r>
+              <w:rPr>
+                <w:sz w:val="18"/>
+              </w:rPr>
+            </w:r>
+            <w:r>
+              <w:rPr>
+                <w:sz w:val="18"/>
+              </w:rPr>
+              <w:t>上传的公司文档可能含答案泄漏、敏感信息或伪造指令</w:t>
+            </w:r>
+          </w:p>
+        </w:tc>
+      </w:tr>
+      <w:tr>
+        <w:tc>
+          <w:tcPr>
+            <w:tcW w:type="dxa" w:w="5112"/>
+          </w:tcPr>
+          <w:p>
+            <w:pPr>
+              <w:spacing w:after="20"/>
+            </w:pPr>
+            <w:r>
+              <w:rPr>
+                <w:sz w:val="18"/>
+              </w:rPr>
+            </w:r>
+            <w:r>
+              <w:rPr>
+                <w:sz w:val="18"/>
+              </w:rPr>
+              <w:t>措施</w:t>
+            </w:r>
+          </w:p>
+        </w:tc>
+        <w:tc>
+          <w:tcPr>
+            <w:tcW w:type="dxa" w:w="5112"/>
+          </w:tcPr>
+          <w:p>
+            <w:pPr>
+              <w:spacing w:after="20"/>
+            </w:pPr>
+            <w:r>
+              <w:rPr>
+                <w:sz w:val="18"/>
+              </w:rPr>
+            </w:r>
+            <w:r>
+              <w:rPr>
+                <w:sz w:val="18"/>
+              </w:rPr>
+              <w:t>① 检出「答案：B」式答案泄漏时</w:t>
+            </w:r>
+            <w:r>
+              <w:rPr>
+                <w:b/>
+                <w:sz w:val="18"/>
+              </w:rPr>
+              <w:t>提示先清理</w:t>
+            </w:r>
+            <w:r>
+              <w:rPr>
+                <w:sz w:val="18"/>
+              </w:rPr>
+              <w:t xml:space="preserve">（仅警告不阻断）；② 文档按不可信内容处理，走与知识库相同的注入防护；③ </w:t>
+            </w:r>
+            <w:r>
+              <w:rPr>
+                <w:b/>
+                <w:sz w:val="18"/>
+              </w:rPr>
+              <w:t>每题标注出处</w:t>
+            </w:r>
+            <w:r>
+              <w:rPr>
+                <w:sz w:val="18"/>
+              </w:rPr>
+              <w:t>，便于核对</w:t>
+            </w:r>
+          </w:p>
+        </w:tc>
+      </w:tr>
+      <w:tr>
+        <w:tc>
+          <w:tcPr>
+            <w:tcW w:type="dxa" w:w="5112"/>
+          </w:tcPr>
+          <w:p>
+            <w:pPr>
+              <w:spacing w:after="20"/>
+            </w:pPr>
+            <w:r>
+              <w:rPr>
+                <w:sz w:val="18"/>
+              </w:rPr>
+            </w:r>
+            <w:r>
+              <w:rPr>
+                <w:sz w:val="18"/>
+              </w:rPr>
+              <w:t>说明</w:t>
+            </w:r>
+          </w:p>
+        </w:tc>
+        <w:tc>
+          <w:tcPr>
+            <w:tcW w:type="dxa" w:w="5112"/>
+          </w:tcPr>
+          <w:p>
+            <w:pPr>
+              <w:spacing w:after="20"/>
+            </w:pPr>
+            <w:r>
+              <w:rPr>
+                <w:sz w:val="18"/>
+              </w:rPr>
+            </w:r>
+            <w:r>
+              <w:rPr>
+                <w:sz w:val="18"/>
+              </w:rPr>
+              <w:t>培训材料来自客户内部，质量参差，所以处理原则是「提示 + 可追溯」而非强行拦截</w:t>
+            </w:r>
+          </w:p>
+        </w:tc>
+      </w:tr>
+    </w:tbl>
+    <w:p>
+      <w:pPr>
+        <w:spacing w:after="60"/>
+      </w:pPr>
+    </w:p>
+    <w:p>
+      <w:pPr>
+        <w:pBdr>
+          <w:bottom w:val="single" w:sz="6" w:color="CFD8E3"/>
+        </w:pBdr>
+      </w:pPr>
+    </w:p>
+    <w:p>
+      <w:pPr>
+        <w:pStyle w:val="Heading2"/>
+      </w:pPr>
+      <w:r>
+        <w:rPr>
+          <w:rFonts w:ascii="微软雅黑" w:hAnsi="微软雅黑" w:eastAsia="微软雅黑"/>
+        </w:rPr>
+        <w:t>7 五类：项目风险</w:t>
       </w:r>
     </w:p>
     <w:tbl>
@@ -5063,6 +6224,201 @@
               <w:rPr>
                 <w:sz w:val="18"/>
               </w:rPr>
+              <w:t>4b</w:t>
+            </w:r>
+          </w:p>
+        </w:tc>
+        <w:tc>
+          <w:tcPr>
+            <w:tcW w:type="dxa" w:w="3408"/>
+          </w:tcPr>
+          <w:p>
+            <w:pPr>
+              <w:spacing w:after="20"/>
+            </w:pPr>
+            <w:r>
+              <w:rPr>
+                <w:sz w:val="18"/>
+              </w:rPr>
+            </w:r>
+            <w:r>
+              <w:rPr>
+                <w:sz w:val="18"/>
+              </w:rPr>
+              <w:t>考核答案是否下发到客户端</w:t>
+            </w:r>
+          </w:p>
+        </w:tc>
+        <w:tc>
+          <w:tcPr>
+            <w:tcW w:type="dxa" w:w="3408"/>
+          </w:tcPr>
+          <w:p>
+            <w:pPr>
+              <w:spacing w:after="20"/>
+            </w:pPr>
+            <w:r>
+              <w:rPr>
+                <w:sz w:val="18"/>
+              </w:rPr>
+            </w:r>
+            <w:r>
+              <w:rPr>
+                <w:sz w:val="18"/>
+              </w:rPr>
+              <w:t>不下发，判卷全在服务端</w:t>
+            </w:r>
+          </w:p>
+        </w:tc>
+      </w:tr>
+      <w:tr>
+        <w:tc>
+          <w:tcPr>
+            <w:tcW w:type="dxa" w:w="3408"/>
+          </w:tcPr>
+          <w:p>
+            <w:pPr>
+              <w:spacing w:after="20"/>
+            </w:pPr>
+            <w:r>
+              <w:rPr>
+                <w:sz w:val="18"/>
+              </w:rPr>
+            </w:r>
+            <w:r>
+              <w:rPr>
+                <w:sz w:val="18"/>
+              </w:rPr>
+              <w:t>4c</w:t>
+            </w:r>
+          </w:p>
+        </w:tc>
+        <w:tc>
+          <w:tcPr>
+            <w:tcW w:type="dxa" w:w="3408"/>
+          </w:tcPr>
+          <w:p>
+            <w:pPr>
+              <w:spacing w:after="20"/>
+            </w:pPr>
+            <w:r>
+              <w:rPr>
+                <w:sz w:val="18"/>
+              </w:rPr>
+            </w:r>
+            <w:r>
+              <w:rPr>
+                <w:sz w:val="18"/>
+              </w:rPr>
+              <w:t>客户端信号能否单独判定作弊</w:t>
+            </w:r>
+          </w:p>
+        </w:tc>
+        <w:tc>
+          <w:tcPr>
+            <w:tcW w:type="dxa" w:w="3408"/>
+          </w:tcPr>
+          <w:p>
+            <w:pPr>
+              <w:spacing w:after="20"/>
+            </w:pPr>
+            <w:r>
+              <w:rPr>
+                <w:sz w:val="18"/>
+              </w:rPr>
+            </w:r>
+            <w:r>
+              <w:rPr>
+                <w:sz w:val="18"/>
+              </w:rPr>
+              <w:t>不能，仅作线索，由带教人复核</w:t>
+            </w:r>
+          </w:p>
+        </w:tc>
+      </w:tr>
+      <w:tr>
+        <w:tc>
+          <w:tcPr>
+            <w:tcW w:type="dxa" w:w="3408"/>
+          </w:tcPr>
+          <w:p>
+            <w:pPr>
+              <w:spacing w:after="20"/>
+            </w:pPr>
+            <w:r>
+              <w:rPr>
+                <w:sz w:val="18"/>
+              </w:rPr>
+            </w:r>
+            <w:r>
+              <w:rPr>
+                <w:sz w:val="18"/>
+              </w:rPr>
+              <w:t>4d</w:t>
+            </w:r>
+          </w:p>
+        </w:tc>
+        <w:tc>
+          <w:tcPr>
+            <w:tcW w:type="dxa" w:w="3408"/>
+          </w:tcPr>
+          <w:p>
+            <w:pPr>
+              <w:spacing w:after="20"/>
+            </w:pPr>
+            <w:r>
+              <w:rPr>
+                <w:sz w:val="18"/>
+              </w:rPr>
+            </w:r>
+            <w:r>
+              <w:rPr>
+                <w:sz w:val="18"/>
+              </w:rPr>
+              <w:t>考核限时与及格线能否被考生放宽</w:t>
+            </w:r>
+          </w:p>
+        </w:tc>
+        <w:tc>
+          <w:tcPr>
+            <w:tcW w:type="dxa" w:w="3408"/>
+          </w:tcPr>
+          <w:p>
+            <w:pPr>
+              <w:spacing w:after="20"/>
+            </w:pPr>
+            <w:r>
+              <w:rPr>
+                <w:sz w:val="18"/>
+              </w:rPr>
+            </w:r>
+            <w:r>
+              <w:rPr>
+                <w:sz w:val="18"/>
+              </w:rPr>
+              <w:t>不能，服务端强制</w:t>
+            </w:r>
+          </w:p>
+        </w:tc>
+      </w:tr>
+      <w:tr>
+        <w:tc>
+          <w:tcPr>
+            <w:tcW w:type="dxa" w:w="3408"/>
+          </w:tcPr>
+          <w:p>
+            <w:pPr>
+              <w:spacing w:after="20"/>
+            </w:pPr>
+            <w:r>
+              <w:rPr>
+                <w:sz w:val="18"/>
+              </w:rPr>
+            </w:r>
+            <w:r>
+              <w:rPr>
+                <w:sz w:val="18"/>
+              </w:rPr>
               <w:t>5</w:t>
             </w:r>
           </w:p>
@@ -5931,6 +7287,136 @@
                 <w:sz w:val="18"/>
               </w:rPr>
               <w:t>定位是提示词问题还是模型问题</w:t>
+            </w:r>
+          </w:p>
+        </w:tc>
+      </w:tr>
+      <w:tr>
+        <w:tc>
+          <w:tcPr>
+            <w:tcW w:type="dxa" w:w="3408"/>
+          </w:tcPr>
+          <w:p>
+            <w:pPr>
+              <w:spacing w:after="20"/>
+            </w:pPr>
+            <w:r>
+              <w:rPr>
+                <w:sz w:val="18"/>
+              </w:rPr>
+            </w:r>
+            <w:r>
+              <w:rPr>
+                <w:sz w:val="18"/>
+              </w:rPr>
+              <w:t>考核被大规模作弊</w:t>
+            </w:r>
+          </w:p>
+        </w:tc>
+        <w:tc>
+          <w:tcPr>
+            <w:tcW w:type="dxa" w:w="3408"/>
+          </w:tcPr>
+          <w:p>
+            <w:pPr>
+              <w:spacing w:after="20"/>
+            </w:pPr>
+            <w:r>
+              <w:rPr>
+                <w:sz w:val="18"/>
+              </w:rPr>
+            </w:r>
+            <w:r>
+              <w:rPr>
+                <w:sz w:val="18"/>
+              </w:rPr>
+              <w:t>暂停该场次判分，改走人工终评</w:t>
+            </w:r>
+          </w:p>
+        </w:tc>
+        <w:tc>
+          <w:tcPr>
+            <w:tcW w:type="dxa" w:w="3408"/>
+          </w:tcPr>
+          <w:p>
+            <w:pPr>
+              <w:spacing w:after="20"/>
+            </w:pPr>
+            <w:r>
+              <w:rPr>
+                <w:sz w:val="18"/>
+              </w:rPr>
+            </w:r>
+            <w:r>
+              <w:rPr>
+                <w:sz w:val="18"/>
+              </w:rPr>
+              <w:t>检查服务端强制项是否被绕过，而非只调信号阈值</w:t>
+            </w:r>
+          </w:p>
+        </w:tc>
+      </w:tr>
+      <w:tr>
+        <w:tc>
+          <w:tcPr>
+            <w:tcW w:type="dxa" w:w="3408"/>
+          </w:tcPr>
+          <w:p>
+            <w:pPr>
+              <w:spacing w:after="20"/>
+            </w:pPr>
+            <w:r>
+              <w:rPr>
+                <w:sz w:val="18"/>
+              </w:rPr>
+            </w:r>
+            <w:r>
+              <w:rPr>
+                <w:sz w:val="18"/>
+              </w:rPr>
+              <w:t>作废引发争议</w:t>
+            </w:r>
+          </w:p>
+        </w:tc>
+        <w:tc>
+          <w:tcPr>
+            <w:tcW w:type="dxa" w:w="3408"/>
+          </w:tcPr>
+          <w:p>
+            <w:pPr>
+              <w:spacing w:after="20"/>
+            </w:pPr>
+            <w:r>
+              <w:rPr>
+                <w:sz w:val="18"/>
+              </w:rPr>
+            </w:r>
+            <w:r>
+              <w:rPr>
+                <w:sz w:val="18"/>
+              </w:rPr>
+              <w:t>调出信号明细与作答记录</w:t>
+            </w:r>
+          </w:p>
+        </w:tc>
+        <w:tc>
+          <w:tcPr>
+            <w:tcW w:type="dxa" w:w="3408"/>
+          </w:tcPr>
+          <w:p>
+            <w:pPr>
+              <w:spacing w:after="20"/>
+            </w:pPr>
+            <w:r>
+              <w:rPr>
+                <w:sz w:val="18"/>
+              </w:rPr>
+            </w:r>
+            <w:r>
+              <w:rPr>
+                <w:sz w:val="18"/>
+              </w:rPr>
+              <w:t>复核判据是否合理；确属误伤则恢复成绩</w:t>
             </w:r>
           </w:p>
         </w:tc>
